--- a/02_経費実績・証拠書類/出張書類完成セット/【写真挿入完了】【出張報告】No1_令和7年12月27日（日帰り）_宮崎県.docx
+++ b/02_経費実績・証拠書類/出張書類完成セット/【写真挿入完了】【出張報告】No1_令和7年12月27日（日帰り）_宮崎県.docx
@@ -62,7 +62,7 @@
           </w:tcPr>
           <w:p>
             <w:r>
-              <w:t>令和　　年　　月　　日</w:t>
+              <w:t>令和7年12月13日</w:t>
             </w:r>
           </w:p>
         </w:tc>
@@ -214,7 +214,7 @@
           </w:tcPr>
           <w:p>
             <w:r>
-              <w:t>令和　　年　　月　　日</w:t>
+              <w:t>令和7年12月27日</w:t>
             </w:r>
           </w:p>
         </w:tc>
